--- a/원고/1부/러시아어_컨설턴트_3아크.docx
+++ b/원고/1부/러시아어_컨설턴트_3아크.docx
@@ -1543,6 +1543,42 @@
         <w:pStyle w:val="BodyText"/>
       </w:pPr>
       <w:r>
+        <w:rPr>
+          <w:bCs/>
+          <w:b/>
+        </w:rPr>
+        <w:t xml:space="preserve">Кирилл:</w:t>
+      </w:r>
+      <w:r>
+        <w:t xml:space="preserve"> </w:t>
+      </w:r>
+      <w:r>
+        <w:t xml:space="preserve">Цифры у нас уже есть, Николай Петрович. Поле — это тоже производство. Как у Тургенева: «Природа не храм, а мастерская, и человек в ней работник».</w:t>
+      </w:r>
+    </w:p>
+    <w:p>
+      <w:pPr>
+        <w:pStyle w:val="BodyText"/>
+      </w:pPr>
+      <w:r>
+        <w:rPr>
+          <w:bCs/>
+          <w:b/>
+        </w:rPr>
+        <w:t xml:space="preserve">Николай:</w:t>
+      </w:r>
+      <w:r>
+        <w:t xml:space="preserve"> </w:t>
+      </w:r>
+      <w:r>
+        <w:t xml:space="preserve">(Усмехнувшись) Базаров так говорил — и плохо кончил. Земля, молодой человек, ошибок не прощает.</w:t>
+      </w:r>
+    </w:p>
+    <w:p>
+      <w:pPr>
+        <w:pStyle w:val="BodyText"/>
+      </w:pPr>
+      <w:r>
         <w:t xml:space="preserve">호텔 로비 (크라스노다르 시내), 그날 저녁. 키릴과 나스탸가 전략 방향을 두고</w:t>
       </w:r>
       <w:r>
@@ -6066,6 +6102,24 @@
       </w:r>
       <w:r>
         <w:t xml:space="preserve">до конца проекта.</w:t>
+      </w:r>
+    </w:p>
+    <w:p>
+      <w:pPr>
+        <w:pStyle w:val="BodyText"/>
+      </w:pPr>
+      <w:r>
+        <w:rPr>
+          <w:bCs/>
+          <w:b/>
+        </w:rPr>
+        <w:t xml:space="preserve">Николай:</w:t>
+      </w:r>
+      <w:r>
+        <w:t xml:space="preserve"> </w:t>
+      </w:r>
+      <w:r>
+        <w:t xml:space="preserve">(Прищурившись) Только радоваться пока рано, Кирилл Андреевич. Хлеб ещё в поле, а не в амбаре. Цыплят по осени считают.</w:t>
       </w:r>
     </w:p>
     <w:p>

--- a/원고/1부/러시아어_컨설턴트_3아크.docx
+++ b/원고/1부/러시아어_컨설턴트_3아크.docx
@@ -7768,6 +7768,222 @@
       </w:r>
       <w:r>
         <w:t xml:space="preserve">Обязательно. Удачи вам, в Москве, и в новом проекте.</w:t>
+      </w:r>
+    </w:p>
+    <w:p>
+      <w:r>
+        <w:br w:type="page"/>
+      </w:r>
+    </w:p>
+    <w:p>
+      <w:pPr>
+        <w:pStyle w:val="BodyText"/>
+      </w:pPr>
+      <w:r>
+        <w:rPr>
+          <w:b/>
+          <w:bCs/>
+          <w:sz w:val="32"/>
+          <w:szCs w:val="32"/>
+        </w:rPr>
+        <w:t xml:space="preserve">📚 인용 해설 노트 — 3아크</w:t>
+      </w:r>
+    </w:p>
+    <w:p>
+      <w:pPr>
+        <w:pStyle w:val="BodyText"/>
+      </w:pPr>
+      <w:r>
+        <w:rPr/>
+        <w:t xml:space="preserve">이 화에 나온 러시아 고전 인용과 속담의 뜻, 원작 맥락, 쓰인 장면, 실제 대화에서 쓰는 요령을 정리했습니다.</w:t>
+      </w:r>
+    </w:p>
+    <w:p>
+      <w:pPr>
+        <w:pStyle w:val="BodyText"/>
+      </w:pPr>
+      <w:r>
+        <w:rPr>
+          <w:b/>
+          <w:bCs/>
+          <w:sz w:val="24"/>
+          <w:szCs w:val="24"/>
+        </w:rPr>
+        <w:t xml:space="preserve">인용 1 · «Природа не храм, а мастерская, и человек в ней работник»</w:t>
+      </w:r>
+    </w:p>
+    <w:p>
+      <w:pPr>
+        <w:pStyle w:val="BodyText"/>
+      </w:pPr>
+      <w:r>
+        <w:rPr>
+          <w:b/>
+          <w:bCs/>
+        </w:rPr>
+        <w:t xml:space="preserve">출전: </w:t>
+      </w:r>
+      <w:r>
+        <w:rPr/>
+        <w:t xml:space="preserve">이반 투르게네프(И. С. Тургенев), 『아버지와 아들』, 바자로프의 대사</w:t>
+      </w:r>
+    </w:p>
+    <w:p>
+      <w:pPr>
+        <w:pStyle w:val="BodyText"/>
+      </w:pPr>
+      <w:r>
+        <w:rPr>
+          <w:b/>
+          <w:bCs/>
+        </w:rPr>
+        <w:t xml:space="preserve">뜻: </w:t>
+      </w:r>
+      <w:r>
+        <w:rPr/>
+        <w:t xml:space="preserve">자연은 신전이 아니라 작업장이고, 인간은 그 안의 일꾼이다.</w:t>
+      </w:r>
+    </w:p>
+    <w:p>
+      <w:pPr>
+        <w:pStyle w:val="BodyText"/>
+      </w:pPr>
+      <w:r>
+        <w:rPr>
+          <w:b/>
+          <w:bCs/>
+        </w:rPr>
+        <w:t xml:space="preserve">원작·유래: </w:t>
+      </w:r>
+      <w:r>
+        <w:rPr/>
+        <w:t xml:space="preserve">니힐리스트 의대생 바자로프가 낭만적인 자연 숭배를 비웃으며 하는 말입니다. 실용주의와 과학주의의 상징 같은 문장이지만, 바자로프는 결국 비극적으로 죽습니다.</w:t>
+      </w:r>
+    </w:p>
+    <w:p>
+      <w:pPr>
+        <w:pStyle w:val="BodyText"/>
+      </w:pPr>
+      <w:r>
+        <w:rPr>
+          <w:b/>
+          <w:bCs/>
+        </w:rPr>
+        <w:t xml:space="preserve">이 화에서: </w:t>
+      </w:r>
+      <w:r>
+        <w:rPr/>
+        <w:t xml:space="preserve">키릴이 농장 효율화의 근거로 인용하자, 40년 경력의 수석 농학자 니콜라이가 '바자로프는 그렇게 말하다 비참하게 끝났다'고 받아칩니다.</w:t>
+      </w:r>
+    </w:p>
+    <w:p>
+      <w:pPr>
+        <w:pStyle w:val="BodyText"/>
+      </w:pPr>
+      <w:r>
+        <w:rPr>
+          <w:b/>
+          <w:bCs/>
+        </w:rPr>
+        <w:t xml:space="preserve">대화 활용 팁: </w:t>
+      </w:r>
+      <w:r>
+        <w:rPr/>
+        <w:t xml:space="preserve">효율, 기술, 생산성을 강조할 때 씁니다. 다만 상대가 니콜라이처럼 바자로프의 결말을 들어 반박할 수 있으니, 토론을 시작하는 말로 쓰면 오히려 대화가 풍부해집니다.</w:t>
+      </w:r>
+    </w:p>
+    <w:p>
+      <w:pPr>
+        <w:pStyle w:val="BodyText"/>
+      </w:pPr>
+      <w:r>
+        <w:rPr>
+          <w:b/>
+          <w:bCs/>
+          <w:sz w:val="24"/>
+          <w:szCs w:val="24"/>
+        </w:rPr>
+        <w:t xml:space="preserve">인용 2 · «Цыплят по осени считают»</w:t>
+      </w:r>
+    </w:p>
+    <w:p>
+      <w:pPr>
+        <w:pStyle w:val="BodyText"/>
+      </w:pPr>
+      <w:r>
+        <w:rPr>
+          <w:b/>
+          <w:bCs/>
+        </w:rPr>
+        <w:t xml:space="preserve">출전: </w:t>
+      </w:r>
+      <w:r>
+        <w:rPr/>
+        <w:t xml:space="preserve">러시아 속담</w:t>
+      </w:r>
+    </w:p>
+    <w:p>
+      <w:pPr>
+        <w:pStyle w:val="BodyText"/>
+      </w:pPr>
+      <w:r>
+        <w:rPr>
+          <w:b/>
+          <w:bCs/>
+        </w:rPr>
+        <w:t xml:space="preserve">뜻: </w:t>
+      </w:r>
+      <w:r>
+        <w:rPr/>
+        <w:t xml:space="preserve">병아리는 가을에 센다. 결과는 끝에 가서 따져야 한다는 뜻입니다.</w:t>
+      </w:r>
+    </w:p>
+    <w:p>
+      <w:pPr>
+        <w:pStyle w:val="BodyText"/>
+      </w:pPr>
+      <w:r>
+        <w:rPr>
+          <w:b/>
+          <w:bCs/>
+        </w:rPr>
+        <w:t xml:space="preserve">원작·유래: </w:t>
+      </w:r>
+      <w:r>
+        <w:rPr/>
+        <w:t xml:space="preserve">봄에 깐 병아리가 가을까지 몇 마리 살아남는지 봐야 진짜 수확을 안다는 농가의 지혜입니다. 섣부른 성공 축하를 경계할 때 씁니다.</w:t>
+      </w:r>
+    </w:p>
+    <w:p>
+      <w:pPr>
+        <w:pStyle w:val="BodyText"/>
+      </w:pPr>
+      <w:r>
+        <w:rPr>
+          <w:b/>
+          <w:bCs/>
+        </w:rPr>
+        <w:t xml:space="preserve">이 화에서: </w:t>
+      </w:r>
+      <w:r>
+        <w:rPr/>
+        <w:t xml:space="preserve">수확 직전 밀밭에서 니콜라이가 '곡식이 아직 창고가 아니라 밭에 있다'며 키릴에게 김칫국을 경계시킵니다.</w:t>
+      </w:r>
+    </w:p>
+    <w:p>
+      <w:pPr>
+        <w:pStyle w:val="BodyText"/>
+      </w:pPr>
+      <w:r>
+        <w:rPr>
+          <w:b/>
+          <w:bCs/>
+        </w:rPr>
+        <w:t xml:space="preserve">대화 활용 팁: </w:t>
+      </w:r>
+      <w:r>
+        <w:rPr/>
+        <w:t xml:space="preserve">중간 실적이 좋아 들뜬 분위기에서 쓰기 딱 좋습니다. 분기 중간 보고나 계약 서명 전처럼 결과가 아직 확정되지 않은 때에 쓰세요. 비판보다는 신중함을 권하는 말로 들립니다.</w:t>
       </w:r>
     </w:p>
     <w:sectPr/>
